--- a/docs/studyguides/introtorearrange.docx
+++ b/docs/studyguides/introtorearrange.docx
@@ -34,7 +34,7 @@
         <w:t xml:space="preserve">Being able to rearrange equations is a crucial skill in mathematics as it can help you to simplify problems, solve equations, and better understand the relationships between variables. This guide introduces the concept of rearranging equations and take you through how to undo common operations like addition, multiplication, and powers.</w:t>
       </w:r>
     </w:p>
-    <w:bookmarkStart w:id="20" w:name="introduction"/>
+    <w:bookmarkStart w:id="9" w:name="introduction"/>
     <w:p>
       <w:pPr>
         <w:pStyle w:val="Heading1"/>
@@ -87,8 +87,8 @@
         <w:t xml:space="preserve">each other, and explain strategies and techniques for rearranging even the most complicated looking formulas.</w:t>
       </w:r>
     </w:p>
-    <w:bookmarkEnd w:id="20"/>
-    <w:bookmarkStart w:id="24" w:name="the-golden-rule-of-rearranging-equations"/>
+    <w:bookmarkEnd w:id="9"/>
+    <w:bookmarkStart w:id="13" w:name="the-golden-rule-of-rearranging-equations"/>
     <w:p>
       <w:pPr>
         <w:pStyle w:val="Heading1"/>
@@ -162,18 +162,18 @@
                 <wp:inline>
                   <wp:extent cx="152400" cy="152400"/>
                   <wp:effectExtent b="0" l="0" r="0" t="0"/>
-                  <wp:docPr descr="" title="" id="22" name="Picture"/>
+                  <wp:docPr descr="" title="" id="11" name="Picture"/>
                   <a:graphic>
                     <a:graphicData uri="http://schemas.openxmlformats.org/drawingml/2006/picture">
                       <pic:pic>
                         <pic:nvPicPr>
-                          <pic:cNvPr descr="/Applications/quarto/share/formats/docx/important.png" id="23" name="Picture"/>
+                          <pic:cNvPr descr="/Applications/quarto/share/formats/docx/important.png" id="12" name="Picture"/>
                           <pic:cNvPicPr>
                             <a:picLocks noChangeArrowheads="1" noChangeAspect="1"/>
                           </pic:cNvPicPr>
                         </pic:nvPicPr>
                         <pic:blipFill>
-                          <a:blip r:embed="rId21"/>
+                          <a:blip r:embed="rId10"/>
                           <a:stretch>
                             <a:fillRect/>
                           </a:stretch>
@@ -438,8 +438,8 @@
         <w:t xml:space="preserve">! So to preserve equality in the expression, you must follow the golden rule of rearranging equations.</w:t>
       </w:r>
     </w:p>
-    <w:bookmarkEnd w:id="24"/>
-    <w:bookmarkStart w:id="66" w:name="undoing-operations"/>
+    <w:bookmarkEnd w:id="13"/>
+    <w:bookmarkStart w:id="55" w:name="undoing-operations"/>
     <w:p>
       <w:pPr>
         <w:pStyle w:val="Heading1"/>
@@ -1150,7 +1150,7 @@
         <w:t xml:space="preserve">. These properties influence the order in which you should undo operations and therefore rearrange the equation. You should keep these properties in mind as you study the content in the guide.</w:t>
       </w:r>
     </w:p>
-    <w:bookmarkStart w:id="35" w:name="addition-and-subtraction"/>
+    <w:bookmarkStart w:id="24" w:name="addition-and-subtraction"/>
     <w:p>
       <w:pPr>
         <w:pStyle w:val="Heading2"/>
@@ -1232,18 +1232,18 @@
                 <wp:inline>
                   <wp:extent cx="152400" cy="152400"/>
                   <wp:effectExtent b="0" l="0" r="0" t="0"/>
-                  <wp:docPr descr="" title="" id="26" name="Picture"/>
+                  <wp:docPr descr="" title="" id="15" name="Picture"/>
                   <a:graphic>
                     <a:graphicData uri="http://schemas.openxmlformats.org/drawingml/2006/picture">
                       <pic:pic>
                         <pic:nvPicPr>
-                          <pic:cNvPr descr="/Applications/quarto/share/formats/docx/note.png" id="27" name="Picture"/>
+                          <pic:cNvPr descr="/Applications/quarto/share/formats/docx/note.png" id="16" name="Picture"/>
                           <pic:cNvPicPr>
                             <a:picLocks noChangeArrowheads="1" noChangeAspect="1"/>
                           </pic:cNvPicPr>
                         </pic:nvPicPr>
                         <pic:blipFill>
-                          <a:blip r:embed="rId25"/>
+                          <a:blip r:embed="rId14"/>
                           <a:stretch>
                             <a:fillRect/>
                           </a:stretch>
@@ -1649,18 +1649,18 @@
                       <wp:inline>
                         <wp:extent cx="152400" cy="152400"/>
                         <wp:effectExtent b="0" l="0" r="0" t="0"/>
-                        <wp:docPr descr="" title="" id="29" name="Picture"/>
+                        <wp:docPr descr="" title="" id="18" name="Picture"/>
                         <a:graphic>
                           <a:graphicData uri="http://schemas.openxmlformats.org/drawingml/2006/picture">
                             <pic:pic>
                               <pic:nvPicPr>
-                                <pic:cNvPr descr="/Applications/quarto/share/formats/docx/tip.png" id="30" name="Picture"/>
+                                <pic:cNvPr descr="/Applications/quarto/share/formats/docx/tip.png" id="19" name="Picture"/>
                                 <pic:cNvPicPr>
                                   <a:picLocks noChangeArrowheads="1" noChangeAspect="1"/>
                                 </pic:cNvPicPr>
                               </pic:nvPicPr>
                               <pic:blipFill>
-                                <a:blip r:embed="rId28"/>
+                                <a:blip r:embed="rId17"/>
                                 <a:stretch>
                                   <a:fillRect/>
                                 </a:stretch>
@@ -1787,18 +1787,18 @@
                 <wp:inline>
                   <wp:extent cx="152400" cy="152400"/>
                   <wp:effectExtent b="0" l="0" r="0" t="0"/>
-                  <wp:docPr descr="" title="" id="31" name="Picture"/>
+                  <wp:docPr descr="" title="" id="20" name="Picture"/>
                   <a:graphic>
                     <a:graphicData uri="http://schemas.openxmlformats.org/drawingml/2006/picture">
                       <pic:pic>
                         <pic:nvPicPr>
-                          <pic:cNvPr descr="/Applications/quarto/share/formats/docx/note.png" id="32" name="Picture"/>
+                          <pic:cNvPr descr="/Applications/quarto/share/formats/docx/note.png" id="21" name="Picture"/>
                           <pic:cNvPicPr>
                             <a:picLocks noChangeArrowheads="1" noChangeAspect="1"/>
                           </pic:cNvPicPr>
                         </pic:nvPicPr>
                         <pic:blipFill>
-                          <a:blip r:embed="rId25"/>
+                          <a:blip r:embed="rId14"/>
                           <a:stretch>
                             <a:fillRect/>
                           </a:stretch>
@@ -2082,18 +2082,18 @@
                 <wp:inline>
                   <wp:extent cx="152400" cy="152400"/>
                   <wp:effectExtent b="0" l="0" r="0" t="0"/>
-                  <wp:docPr descr="" title="" id="33" name="Picture"/>
+                  <wp:docPr descr="" title="" id="22" name="Picture"/>
                   <a:graphic>
                     <a:graphicData uri="http://schemas.openxmlformats.org/drawingml/2006/picture">
                       <pic:pic>
                         <pic:nvPicPr>
-                          <pic:cNvPr descr="/Applications/quarto/share/formats/docx/tip.png" id="34" name="Picture"/>
+                          <pic:cNvPr descr="/Applications/quarto/share/formats/docx/tip.png" id="23" name="Picture"/>
                           <pic:cNvPicPr>
                             <a:picLocks noChangeArrowheads="1" noChangeAspect="1"/>
                           </pic:cNvPicPr>
                         </pic:nvPicPr>
                         <pic:blipFill>
-                          <a:blip r:embed="rId28"/>
+                          <a:blip r:embed="rId17"/>
                           <a:stretch>
                             <a:fillRect/>
                           </a:stretch>
@@ -2224,8 +2224,8 @@
         </w:tc>
       </w:tr>
     </w:tbl>
-    <w:bookmarkEnd w:id="35"/>
-    <w:bookmarkStart w:id="46" w:name="multiplication-and-division"/>
+    <w:bookmarkEnd w:id="24"/>
+    <w:bookmarkStart w:id="35" w:name="multiplication-and-division"/>
     <w:p>
       <w:pPr>
         <w:pStyle w:val="Heading2"/>
@@ -2297,18 +2297,18 @@
                 <wp:inline>
                   <wp:extent cx="152400" cy="152400"/>
                   <wp:effectExtent b="0" l="0" r="0" t="0"/>
-                  <wp:docPr descr="" title="" id="36" name="Picture"/>
+                  <wp:docPr descr="" title="" id="25" name="Picture"/>
                   <a:graphic>
                     <a:graphicData uri="http://schemas.openxmlformats.org/drawingml/2006/picture">
                       <pic:pic>
                         <pic:nvPicPr>
-                          <pic:cNvPr descr="/Applications/quarto/share/formats/docx/important.png" id="37" name="Picture"/>
+                          <pic:cNvPr descr="/Applications/quarto/share/formats/docx/important.png" id="26" name="Picture"/>
                           <pic:cNvPicPr>
                             <a:picLocks noChangeArrowheads="1" noChangeAspect="1"/>
                           </pic:cNvPicPr>
                         </pic:nvPicPr>
                         <pic:blipFill>
-                          <a:blip r:embed="rId21"/>
+                          <a:blip r:embed="rId10"/>
                           <a:stretch>
                             <a:fillRect/>
                           </a:stretch>
@@ -2497,18 +2497,18 @@
                 <wp:inline>
                   <wp:extent cx="152400" cy="152400"/>
                   <wp:effectExtent b="0" l="0" r="0" t="0"/>
-                  <wp:docPr descr="" title="" id="38" name="Picture"/>
+                  <wp:docPr descr="" title="" id="27" name="Picture"/>
                   <a:graphic>
                     <a:graphicData uri="http://schemas.openxmlformats.org/drawingml/2006/picture">
                       <pic:pic>
                         <pic:nvPicPr>
-                          <pic:cNvPr descr="/Applications/quarto/share/formats/docx/note.png" id="39" name="Picture"/>
+                          <pic:cNvPr descr="/Applications/quarto/share/formats/docx/note.png" id="28" name="Picture"/>
                           <pic:cNvPicPr>
                             <a:picLocks noChangeArrowheads="1" noChangeAspect="1"/>
                           </pic:cNvPicPr>
                         </pic:nvPicPr>
                         <pic:blipFill>
-                          <a:blip r:embed="rId25"/>
+                          <a:blip r:embed="rId14"/>
                           <a:stretch>
                             <a:fillRect/>
                           </a:stretch>
@@ -2951,18 +2951,18 @@
                 <wp:inline>
                   <wp:extent cx="152400" cy="152400"/>
                   <wp:effectExtent b="0" l="0" r="0" t="0"/>
-                  <wp:docPr descr="" title="" id="40" name="Picture"/>
+                  <wp:docPr descr="" title="" id="29" name="Picture"/>
                   <a:graphic>
                     <a:graphicData uri="http://schemas.openxmlformats.org/drawingml/2006/picture">
                       <pic:pic>
                         <pic:nvPicPr>
-                          <pic:cNvPr descr="/Applications/quarto/share/formats/docx/note.png" id="41" name="Picture"/>
+                          <pic:cNvPr descr="/Applications/quarto/share/formats/docx/note.png" id="30" name="Picture"/>
                           <pic:cNvPicPr>
                             <a:picLocks noChangeArrowheads="1" noChangeAspect="1"/>
                           </pic:cNvPicPr>
                         </pic:nvPicPr>
                         <pic:blipFill>
-                          <a:blip r:embed="rId25"/>
+                          <a:blip r:embed="rId14"/>
                           <a:stretch>
                             <a:fillRect/>
                           </a:stretch>
@@ -3302,14 +3302,114 @@
                 <m:r>
                   <m:t>4</m:t>
                 </m:r>
-                <m:d>
-                  <m:dPr>
-                    <m:begChr m:val="("/>
-                    <m:sepChr m:val=""/>
-                    <m:endChr m:val=")"/>
-                    <m:grow/>
-                  </m:dPr>
-                  <m:e>
+                <m:r>
+                  <m:rPr>
+                    <m:sty m:val="p"/>
+                  </m:rPr>
+                  <m:t>(</m:t>
+                </m:r>
+                <m:r>
+                  <m:t>6</m:t>
+                </m:r>
+                <m:r>
+                  <m:rPr>
+                    <m:sty m:val="p"/>
+                  </m:rPr>
+                  <m:t>−</m:t>
+                </m:r>
+                <m:r>
+                  <m:t>a</m:t>
+                </m:r>
+                <m:r>
+                  <m:rPr>
+                    <m:sty m:val="p"/>
+                  </m:rPr>
+                  <m:t>)</m:t>
+                </m:r>
+              </m:oMath>
+            </m:oMathPara>
+          </w:p>
+          <w:p>
+            <w:pPr>
+              <w:pStyle w:val="FirstParagraph"/>
+            </w:pPr>
+            <w:r>
+              <w:t xml:space="preserve">Now, dividing both sides by</w:t>
+            </w:r>
+            <w:r>
+              <w:t xml:space="preserve"> </w:t>
+            </w:r>
+            <m:oMath>
+              <m:r>
+                <m:t>3</m:t>
+              </m:r>
+            </m:oMath>
+            <w:r>
+              <w:t xml:space="preserve"> </w:t>
+            </w:r>
+            <w:r>
+              <w:t xml:space="preserve">(making sure to divide</w:t>
+            </w:r>
+            <w:r>
+              <w:t xml:space="preserve"> </w:t>
+            </w:r>
+            <w:r>
+              <w:rPr>
+                <w:i/>
+                <w:iCs/>
+              </w:rPr>
+              <w:t xml:space="preserve">everything</w:t>
+            </w:r>
+            <w:r>
+              <w:t xml:space="preserve"> </w:t>
+            </w:r>
+            <w:r>
+              <w:t xml:space="preserve">on the right-hand side by</w:t>
+            </w:r>
+            <w:r>
+              <w:t xml:space="preserve"> </w:t>
+            </w:r>
+            <m:oMath>
+              <m:r>
+                <m:t>3</m:t>
+              </m:r>
+            </m:oMath>
+            <w:r>
+              <w:t xml:space="preserve">) gives</w:t>
+            </w:r>
+          </w:p>
+          <w:p>
+            <w:pPr>
+              <w:pStyle w:val="BodyText"/>
+            </w:pPr>
+            <m:oMathPara>
+              <m:oMathParaPr>
+                <m:jc m:val="center"/>
+              </m:oMathParaPr>
+              <m:oMath>
+                <m:r>
+                  <m:t>x</m:t>
+                </m:r>
+                <m:r>
+                  <m:rPr>
+                    <m:sty m:val="p"/>
+                  </m:rPr>
+                  <m:t>=</m:t>
+                </m:r>
+                <m:f>
+                  <m:fPr>
+                    <m:type m:val="bar"/>
+                  </m:fPr>
+                  <m:num>
+                    <m:r>
+                      <m:t>4</m:t>
+                    </m:r>
+                    <m:r>
+                      <m:rPr>
+                        <m:sty m:val="p"/>
+                      </m:rPr>
+                      <m:t>(</m:t>
+                    </m:r>
                     <m:r>
                       <m:t>6</m:t>
                     </m:r>
@@ -3322,108 +3422,12 @@
                     <m:r>
                       <m:t>a</m:t>
                     </m:r>
-                  </m:e>
-                </m:d>
-              </m:oMath>
-            </m:oMathPara>
-          </w:p>
-          <w:p>
-            <w:pPr>
-              <w:pStyle w:val="FirstParagraph"/>
-            </w:pPr>
-            <w:r>
-              <w:t xml:space="preserve">Now, dividing both sides by</w:t>
-            </w:r>
-            <w:r>
-              <w:t xml:space="preserve"> </w:t>
-            </w:r>
-            <m:oMath>
-              <m:r>
-                <m:t>3</m:t>
-              </m:r>
-            </m:oMath>
-            <w:r>
-              <w:t xml:space="preserve"> </w:t>
-            </w:r>
-            <w:r>
-              <w:t xml:space="preserve">(making sure to divide</w:t>
-            </w:r>
-            <w:r>
-              <w:t xml:space="preserve"> </w:t>
-            </w:r>
-            <w:r>
-              <w:rPr>
-                <w:i/>
-                <w:iCs/>
-              </w:rPr>
-              <w:t xml:space="preserve">everything</w:t>
-            </w:r>
-            <w:r>
-              <w:t xml:space="preserve"> </w:t>
-            </w:r>
-            <w:r>
-              <w:t xml:space="preserve">on the right-hand side by</w:t>
-            </w:r>
-            <w:r>
-              <w:t xml:space="preserve"> </w:t>
-            </w:r>
-            <m:oMath>
-              <m:r>
-                <m:t>3</m:t>
-              </m:r>
-            </m:oMath>
-            <w:r>
-              <w:t xml:space="preserve">) gives</w:t>
-            </w:r>
-          </w:p>
-          <w:p>
-            <w:pPr>
-              <w:pStyle w:val="BodyText"/>
-            </w:pPr>
-            <m:oMathPara>
-              <m:oMathParaPr>
-                <m:jc m:val="center"/>
-              </m:oMathParaPr>
-              <m:oMath>
-                <m:r>
-                  <m:t>x</m:t>
-                </m:r>
-                <m:r>
-                  <m:rPr>
-                    <m:sty m:val="p"/>
-                  </m:rPr>
-                  <m:t>=</m:t>
-                </m:r>
-                <m:f>
-                  <m:fPr>
-                    <m:type m:val="bar"/>
-                  </m:fPr>
-                  <m:num>
                     <m:r>
-                      <m:t>4</m:t>
+                      <m:rPr>
+                        <m:sty m:val="p"/>
+                      </m:rPr>
+                      <m:t>)</m:t>
                     </m:r>
-                    <m:d>
-                      <m:dPr>
-                        <m:begChr m:val="("/>
-                        <m:sepChr m:val=""/>
-                        <m:endChr m:val=")"/>
-                        <m:grow/>
-                      </m:dPr>
-                      <m:e>
-                        <m:r>
-                          <m:t>6</m:t>
-                        </m:r>
-                        <m:r>
-                          <m:rPr>
-                            <m:sty m:val="p"/>
-                          </m:rPr>
-                          <m:t>−</m:t>
-                        </m:r>
-                        <m:r>
-                          <m:t>a</m:t>
-                        </m:r>
-                      </m:e>
-                    </m:d>
                   </m:num>
                   <m:den>
                     <m:r>
@@ -3547,18 +3551,18 @@
                 <wp:inline>
                   <wp:extent cx="152400" cy="152400"/>
                   <wp:effectExtent b="0" l="0" r="0" t="0"/>
-                  <wp:docPr descr="" title="" id="42" name="Picture"/>
+                  <wp:docPr descr="" title="" id="31" name="Picture"/>
                   <a:graphic>
                     <a:graphicData uri="http://schemas.openxmlformats.org/drawingml/2006/picture">
                       <pic:pic>
                         <pic:nvPicPr>
-                          <pic:cNvPr descr="/Applications/quarto/share/formats/docx/tip.png" id="43" name="Picture"/>
+                          <pic:cNvPr descr="/Applications/quarto/share/formats/docx/tip.png" id="32" name="Picture"/>
                           <pic:cNvPicPr>
                             <a:picLocks noChangeArrowheads="1" noChangeAspect="1"/>
                           </pic:cNvPicPr>
                         </pic:nvPicPr>
                         <pic:blipFill>
-                          <a:blip r:embed="rId28"/>
+                          <a:blip r:embed="rId17"/>
                           <a:stretch>
                             <a:fillRect/>
                           </a:stretch>
@@ -3671,18 +3675,18 @@
                 <wp:inline>
                   <wp:extent cx="152400" cy="152400"/>
                   <wp:effectExtent b="0" l="0" r="0" t="0"/>
-                  <wp:docPr descr="" title="" id="44" name="Picture"/>
+                  <wp:docPr descr="" title="" id="33" name="Picture"/>
                   <a:graphic>
                     <a:graphicData uri="http://schemas.openxmlformats.org/drawingml/2006/picture">
                       <pic:pic>
                         <pic:nvPicPr>
-                          <pic:cNvPr descr="/Applications/quarto/share/formats/docx/important.png" id="45" name="Picture"/>
+                          <pic:cNvPr descr="/Applications/quarto/share/formats/docx/important.png" id="34" name="Picture"/>
                           <pic:cNvPicPr>
                             <a:picLocks noChangeArrowheads="1" noChangeAspect="1"/>
                           </pic:cNvPicPr>
                         </pic:nvPicPr>
                         <pic:blipFill>
-                          <a:blip r:embed="rId21"/>
+                          <a:blip r:embed="rId10"/>
                           <a:stretch>
                             <a:fillRect/>
                           </a:stretch>
@@ -3792,8 +3796,8 @@
         <w:t xml:space="preserve">This is a common health warning in rearranging equations, as you will see throughout the rest of the guide.</w:t>
       </w:r>
     </w:p>
-    <w:bookmarkEnd w:id="46"/>
-    <w:bookmarkStart w:id="64" w:name="powers-and-roots"/>
+    <w:bookmarkEnd w:id="35"/>
+    <w:bookmarkStart w:id="53" w:name="powers-and-roots"/>
     <w:p>
       <w:pPr>
         <w:pStyle w:val="Heading2"/>
@@ -3802,7 +3806,7 @@
         <w:t xml:space="preserve">Powers and roots</w:t>
       </w:r>
     </w:p>
-    <w:bookmarkStart w:id="63" w:name="undoing-powers-of-n-using-nth-roots"/>
+    <w:bookmarkStart w:id="52" w:name="undoing-powers-of-n-using-nth-roots"/>
     <w:p>
       <w:pPr>
         <w:pStyle w:val="Heading4"/>
@@ -4360,18 +4364,18 @@
                 <wp:inline>
                   <wp:extent cx="152400" cy="152400"/>
                   <wp:effectExtent b="0" l="0" r="0" t="0"/>
-                  <wp:docPr descr="" title="" id="48" name="Picture"/>
+                  <wp:docPr descr="" title="" id="37" name="Picture"/>
                   <a:graphic>
                     <a:graphicData uri="http://schemas.openxmlformats.org/drawingml/2006/picture">
                       <pic:pic>
                         <pic:nvPicPr>
-                          <pic:cNvPr descr="/Applications/quarto/share/formats/docx/warning.png" id="49" name="Picture"/>
+                          <pic:cNvPr descr="/Applications/quarto/share/formats/docx/warning.png" id="38" name="Picture"/>
                           <pic:cNvPicPr>
                             <a:picLocks noChangeArrowheads="1" noChangeAspect="1"/>
                           </pic:cNvPicPr>
                         </pic:nvPicPr>
                         <pic:blipFill>
-                          <a:blip r:embed="rId47"/>
+                          <a:blip r:embed="rId36"/>
                           <a:stretch>
                             <a:fillRect/>
                           </a:stretch>
@@ -4511,7 +4515,7 @@
             <w:r>
               <w:t xml:space="preserve"> </w:t>
             </w:r>
-            <w:hyperlink r:id="rId50">
+            <w:hyperlink r:id="rId39">
               <w:r>
                 <w:rPr>
                   <w:rStyle w:val="Hyperlink"/>
@@ -4603,27 +4607,29 @@
         <w:t xml:space="preserve"> </w:t>
       </w:r>
       <m:oMath>
+        <m:r>
+          <m:rPr>
+            <m:sty m:val="p"/>
+          </m:rPr>
+          <m:t>(</m:t>
+        </m:r>
+        <m:r>
+          <m:rPr>
+            <m:sty m:val="p"/>
+          </m:rPr>
+          <m:t>−</m:t>
+        </m:r>
+        <m:r>
+          <m:t>4</m:t>
+        </m:r>
         <m:sSup>
           <m:e>
-            <m:d>
-              <m:dPr>
-                <m:begChr m:val="("/>
-                <m:sepChr m:val=""/>
-                <m:endChr m:val=")"/>
-                <m:grow/>
-              </m:dPr>
-              <m:e>
-                <m:r>
-                  <m:rPr>
-                    <m:sty m:val="p"/>
-                  </m:rPr>
-                  <m:t>−</m:t>
-                </m:r>
-                <m:r>
-                  <m:t>4</m:t>
-                </m:r>
-              </m:e>
-            </m:d>
+            <m:r>
+              <m:rPr>
+                <m:sty m:val="p"/>
+              </m:rPr>
+              <m:t>)</m:t>
+            </m:r>
           </m:e>
           <m:sup>
             <m:r>
@@ -4845,27 +4851,29 @@
         <w:t xml:space="preserve"> </w:t>
       </w:r>
       <m:oMath>
+        <m:r>
+          <m:rPr>
+            <m:sty m:val="p"/>
+          </m:rPr>
+          <m:t>(</m:t>
+        </m:r>
+        <m:r>
+          <m:rPr>
+            <m:sty m:val="p"/>
+          </m:rPr>
+          <m:t>−</m:t>
+        </m:r>
+        <m:r>
+          <m:t>x</m:t>
+        </m:r>
         <m:sSup>
           <m:e>
-            <m:d>
-              <m:dPr>
-                <m:begChr m:val="("/>
-                <m:sepChr m:val=""/>
-                <m:endChr m:val=")"/>
-                <m:grow/>
-              </m:dPr>
-              <m:e>
-                <m:r>
-                  <m:rPr>
-                    <m:sty m:val="p"/>
-                  </m:rPr>
-                  <m:t>−</m:t>
-                </m:r>
-                <m:r>
-                  <m:t>x</m:t>
-                </m:r>
-              </m:e>
-            </m:d>
+            <m:r>
+              <m:rPr>
+                <m:sty m:val="p"/>
+              </m:rPr>
+              <m:t>)</m:t>
+            </m:r>
           </m:e>
           <m:sup>
             <m:r>
@@ -4937,18 +4945,18 @@
                 <wp:inline>
                   <wp:extent cx="152400" cy="152400"/>
                   <wp:effectExtent b="0" l="0" r="0" t="0"/>
-                  <wp:docPr descr="" title="" id="51" name="Picture"/>
+                  <wp:docPr descr="" title="" id="40" name="Picture"/>
                   <a:graphic>
                     <a:graphicData uri="http://schemas.openxmlformats.org/drawingml/2006/picture">
                       <pic:pic>
                         <pic:nvPicPr>
-                          <pic:cNvPr descr="/Applications/quarto/share/formats/docx/note.png" id="52" name="Picture"/>
+                          <pic:cNvPr descr="/Applications/quarto/share/formats/docx/note.png" id="41" name="Picture"/>
                           <pic:cNvPicPr>
                             <a:picLocks noChangeArrowheads="1" noChangeAspect="1"/>
                           </pic:cNvPicPr>
                         </pic:nvPicPr>
                         <pic:blipFill>
-                          <a:blip r:embed="rId25"/>
+                          <a:blip r:embed="rId14"/>
                           <a:stretch>
                             <a:fillRect/>
                           </a:stretch>
@@ -5405,18 +5413,18 @@
                 <wp:inline>
                   <wp:extent cx="152400" cy="152400"/>
                   <wp:effectExtent b="0" l="0" r="0" t="0"/>
-                  <wp:docPr descr="" title="" id="53" name="Picture"/>
+                  <wp:docPr descr="" title="" id="42" name="Picture"/>
                   <a:graphic>
                     <a:graphicData uri="http://schemas.openxmlformats.org/drawingml/2006/picture">
                       <pic:pic>
                         <pic:nvPicPr>
-                          <pic:cNvPr descr="/Applications/quarto/share/formats/docx/note.png" id="54" name="Picture"/>
+                          <pic:cNvPr descr="/Applications/quarto/share/formats/docx/note.png" id="43" name="Picture"/>
                           <pic:cNvPicPr>
                             <a:picLocks noChangeArrowheads="1" noChangeAspect="1"/>
                           </pic:cNvPicPr>
                         </pic:nvPicPr>
                         <pic:blipFill>
-                          <a:blip r:embed="rId25"/>
+                          <a:blip r:embed="rId14"/>
                           <a:stretch>
                             <a:fillRect/>
                           </a:stretch>
@@ -5672,18 +5680,18 @@
                 <wp:inline>
                   <wp:extent cx="152400" cy="152400"/>
                   <wp:effectExtent b="0" l="0" r="0" t="0"/>
-                  <wp:docPr descr="" title="" id="55" name="Picture"/>
+                  <wp:docPr descr="" title="" id="44" name="Picture"/>
                   <a:graphic>
                     <a:graphicData uri="http://schemas.openxmlformats.org/drawingml/2006/picture">
                       <pic:pic>
                         <pic:nvPicPr>
-                          <pic:cNvPr descr="/Applications/quarto/share/formats/docx/important.png" id="56" name="Picture"/>
+                          <pic:cNvPr descr="/Applications/quarto/share/formats/docx/important.png" id="45" name="Picture"/>
                           <pic:cNvPicPr>
                             <a:picLocks noChangeArrowheads="1" noChangeAspect="1"/>
                           </pic:cNvPicPr>
                         </pic:nvPicPr>
                         <pic:blipFill>
-                          <a:blip r:embed="rId21"/>
+                          <a:blip r:embed="rId10"/>
                           <a:stretch>
                             <a:fillRect/>
                           </a:stretch>
@@ -5788,30 +5796,32 @@
                   </m:rPr>
                   <m:t>≠</m:t>
                 </m:r>
+                <m:r>
+                  <m:rPr>
+                    <m:sty m:val="p"/>
+                  </m:rPr>
+                  <m:t>(</m:t>
+                </m:r>
+                <m:r>
+                  <m:t>a</m:t>
+                </m:r>
+                <m:r>
+                  <m:rPr>
+                    <m:sty m:val="p"/>
+                  </m:rPr>
+                  <m:t>+</m:t>
+                </m:r>
+                <m:r>
+                  <m:t>b</m:t>
+                </m:r>
                 <m:sSup>
                   <m:e>
-                    <m:d>
-                      <m:dPr>
-                        <m:begChr m:val="("/>
-                        <m:sepChr m:val=""/>
-                        <m:endChr m:val=")"/>
-                        <m:grow/>
-                      </m:dPr>
-                      <m:e>
-                        <m:r>
-                          <m:t>a</m:t>
-                        </m:r>
-                        <m:r>
-                          <m:rPr>
-                            <m:sty m:val="p"/>
-                          </m:rPr>
-                          <m:t>+</m:t>
-                        </m:r>
-                        <m:r>
-                          <m:t>b</m:t>
-                        </m:r>
-                      </m:e>
-                    </m:d>
+                    <m:r>
+                      <m:rPr>
+                        <m:sty m:val="p"/>
+                      </m:rPr>
+                      <m:t>)</m:t>
+                    </m:r>
                   </m:e>
                   <m:sup>
                     <m:r>
@@ -5825,8 +5835,8 @@
                 <m:r>
                   <m:rPr>
                     <m:nor/>
+                    <m:scr m:val="sans-serif"/>
                     <m:sty m:val="p"/>
-                    <m:scr m:val="sans-serif"/>
                   </m:rPr>
                   <m:t> and </m:t>
                 </m:r>
@@ -5945,18 +5955,18 @@
                 <wp:inline>
                   <wp:extent cx="152400" cy="152400"/>
                   <wp:effectExtent b="0" l="0" r="0" t="0"/>
-                  <wp:docPr descr="" title="" id="57" name="Picture"/>
+                  <wp:docPr descr="" title="" id="46" name="Picture"/>
                   <a:graphic>
                     <a:graphicData uri="http://schemas.openxmlformats.org/drawingml/2006/picture">
                       <pic:pic>
                         <pic:nvPicPr>
-                          <pic:cNvPr descr="/Applications/quarto/share/formats/docx/note.png" id="58" name="Picture"/>
+                          <pic:cNvPr descr="/Applications/quarto/share/formats/docx/note.png" id="47" name="Picture"/>
                           <pic:cNvPicPr>
                             <a:picLocks noChangeArrowheads="1" noChangeAspect="1"/>
                           </pic:cNvPicPr>
                         </pic:nvPicPr>
                         <pic:blipFill>
-                          <a:blip r:embed="rId25"/>
+                          <a:blip r:embed="rId14"/>
                           <a:stretch>
                             <a:fillRect/>
                           </a:stretch>
@@ -6394,18 +6404,18 @@
                 <wp:inline>
                   <wp:extent cx="152400" cy="152400"/>
                   <wp:effectExtent b="0" l="0" r="0" t="0"/>
-                  <wp:docPr descr="" title="" id="59" name="Picture"/>
+                  <wp:docPr descr="" title="" id="48" name="Picture"/>
                   <a:graphic>
                     <a:graphicData uri="http://schemas.openxmlformats.org/drawingml/2006/picture">
                       <pic:pic>
                         <pic:nvPicPr>
-                          <pic:cNvPr descr="/Applications/quarto/share/formats/docx/note.png" id="60" name="Picture"/>
+                          <pic:cNvPr descr="/Applications/quarto/share/formats/docx/note.png" id="49" name="Picture"/>
                           <pic:cNvPicPr>
                             <a:picLocks noChangeArrowheads="1" noChangeAspect="1"/>
                           </pic:cNvPicPr>
                         </pic:nvPicPr>
                         <pic:blipFill>
-                          <a:blip r:embed="rId25"/>
+                          <a:blip r:embed="rId14"/>
                           <a:stretch>
                             <a:fillRect/>
                           </a:stretch>
@@ -6639,30 +6649,32 @@
                   </m:rPr>
                   <m:t>=</m:t>
                 </m:r>
+                <m:r>
+                  <m:rPr>
+                    <m:sty m:val="p"/>
+                  </m:rPr>
+                  <m:t>(</m:t>
+                </m:r>
+                <m:r>
+                  <m:t>b</m:t>
+                </m:r>
+                <m:r>
+                  <m:rPr>
+                    <m:sty m:val="p"/>
+                  </m:rPr>
+                  <m:t>−</m:t>
+                </m:r>
+                <m:r>
+                  <m:t>1</m:t>
+                </m:r>
                 <m:sSup>
                   <m:e>
-                    <m:d>
-                      <m:dPr>
-                        <m:begChr m:val="("/>
-                        <m:sepChr m:val=""/>
-                        <m:endChr m:val=")"/>
-                        <m:grow/>
-                      </m:dPr>
-                      <m:e>
-                        <m:r>
-                          <m:t>b</m:t>
-                        </m:r>
-                        <m:r>
-                          <m:rPr>
-                            <m:sty m:val="p"/>
-                          </m:rPr>
-                          <m:t>−</m:t>
-                        </m:r>
-                        <m:r>
-                          <m:t>1</m:t>
-                        </m:r>
-                      </m:e>
-                    </m:d>
+                    <m:r>
+                      <m:rPr>
+                        <m:sty m:val="p"/>
+                      </m:rPr>
+                      <m:t>)</m:t>
+                    </m:r>
                   </m:e>
                   <m:sup>
                     <m:r>
@@ -6736,30 +6748,32 @@
                 <m:r>
                   <m:t>2</m:t>
                 </m:r>
+                <m:r>
+                  <m:rPr>
+                    <m:sty m:val="p"/>
+                  </m:rPr>
+                  <m:t>(</m:t>
+                </m:r>
+                <m:r>
+                  <m:t>b</m:t>
+                </m:r>
+                <m:r>
+                  <m:rPr>
+                    <m:sty m:val="p"/>
+                  </m:rPr>
+                  <m:t>−</m:t>
+                </m:r>
+                <m:r>
+                  <m:t>1</m:t>
+                </m:r>
                 <m:sSup>
                   <m:e>
-                    <m:d>
-                      <m:dPr>
-                        <m:begChr m:val="("/>
-                        <m:sepChr m:val=""/>
-                        <m:endChr m:val=")"/>
-                        <m:grow/>
-                      </m:dPr>
-                      <m:e>
-                        <m:r>
-                          <m:t>b</m:t>
-                        </m:r>
-                        <m:r>
-                          <m:rPr>
-                            <m:sty m:val="p"/>
-                          </m:rPr>
-                          <m:t>−</m:t>
-                        </m:r>
-                        <m:r>
-                          <m:t>1</m:t>
-                        </m:r>
-                      </m:e>
-                    </m:d>
+                    <m:r>
+                      <m:rPr>
+                        <m:sty m:val="p"/>
+                      </m:rPr>
+                      <m:t>)</m:t>
+                    </m:r>
                   </m:e>
                   <m:sup>
                     <m:r>
@@ -6822,30 +6836,32 @@
                     <m:r>
                       <m:t>2</m:t>
                     </m:r>
+                    <m:r>
+                      <m:rPr>
+                        <m:sty m:val="p"/>
+                      </m:rPr>
+                      <m:t>(</m:t>
+                    </m:r>
+                    <m:r>
+                      <m:t>b</m:t>
+                    </m:r>
+                    <m:r>
+                      <m:rPr>
+                        <m:sty m:val="p"/>
+                      </m:rPr>
+                      <m:t>−</m:t>
+                    </m:r>
+                    <m:r>
+                      <m:t>1</m:t>
+                    </m:r>
                     <m:sSup>
                       <m:e>
-                        <m:d>
-                          <m:dPr>
-                            <m:begChr m:val="("/>
-                            <m:sepChr m:val=""/>
-                            <m:endChr m:val=")"/>
-                            <m:grow/>
-                          </m:dPr>
-                          <m:e>
-                            <m:r>
-                              <m:t>b</m:t>
-                            </m:r>
-                            <m:r>
-                              <m:rPr>
-                                <m:sty m:val="p"/>
-                              </m:rPr>
-                              <m:t>−</m:t>
-                            </m:r>
-                            <m:r>
-                              <m:t>1</m:t>
-                            </m:r>
-                          </m:e>
-                        </m:d>
+                        <m:r>
+                          <m:rPr>
+                            <m:sty m:val="p"/>
+                          </m:rPr>
+                          <m:t>)</m:t>
+                        </m:r>
                       </m:e>
                       <m:sup>
                         <m:r>
@@ -6917,18 +6933,18 @@
                 <wp:inline>
                   <wp:extent cx="152400" cy="152400"/>
                   <wp:effectExtent b="0" l="0" r="0" t="0"/>
-                  <wp:docPr descr="" title="" id="61" name="Picture"/>
+                  <wp:docPr descr="" title="" id="50" name="Picture"/>
                   <a:graphic>
                     <a:graphicData uri="http://schemas.openxmlformats.org/drawingml/2006/picture">
                       <pic:pic>
                         <pic:nvPicPr>
-                          <pic:cNvPr descr="/Applications/quarto/share/formats/docx/note.png" id="62" name="Picture"/>
+                          <pic:cNvPr descr="/Applications/quarto/share/formats/docx/note.png" id="51" name="Picture"/>
                           <pic:cNvPicPr>
                             <a:picLocks noChangeArrowheads="1" noChangeAspect="1"/>
                           </pic:cNvPicPr>
                         </pic:nvPicPr>
                         <pic:blipFill>
-                          <a:blip r:embed="rId25"/>
+                          <a:blip r:embed="rId14"/>
                           <a:stretch>
                             <a:fillRect/>
                           </a:stretch>
@@ -7607,9 +7623,9 @@
         </w:tc>
       </w:tr>
     </w:tbl>
-    <w:bookmarkEnd w:id="63"/>
-    <w:bookmarkEnd w:id="64"/>
-    <w:bookmarkStart w:id="65" w:name="quick-check-problems"/>
+    <w:bookmarkEnd w:id="52"/>
+    <w:bookmarkEnd w:id="53"/>
+    <w:bookmarkStart w:id="54" w:name="quick-check-problems"/>
     <w:p>
       <w:pPr>
         <w:pStyle w:val="Heading2"/>
@@ -8131,9 +8147,9 @@
         <w:t xml:space="preserve">.</w:t>
       </w:r>
     </w:p>
-    <w:bookmarkEnd w:id="65"/>
-    <w:bookmarkEnd w:id="66"/>
-    <w:bookmarkStart w:id="71" w:name="further-reading"/>
+    <w:bookmarkEnd w:id="54"/>
+    <w:bookmarkEnd w:id="55"/>
+    <w:bookmarkStart w:id="60" w:name="further-reading"/>
     <w:p>
       <w:pPr>
         <w:pStyle w:val="Heading1"/>
@@ -8146,7 +8162,7 @@
       <w:pPr>
         <w:pStyle w:val="FirstParagraph"/>
       </w:pPr>
-      <w:hyperlink r:id="rId67">
+      <w:hyperlink r:id="rId56">
         <w:r>
           <w:rPr>
             <w:rStyle w:val="Hyperlink"/>
@@ -8202,7 +8218,7 @@
       <w:pPr>
         <w:pStyle w:val="BodyText"/>
       </w:pPr>
-      <w:hyperlink r:id="rId68">
+      <w:hyperlink r:id="rId57">
         <w:r>
           <w:rPr>
             <w:rStyle w:val="Hyperlink"/>
@@ -8211,7 +8227,7 @@
         </w:r>
       </w:hyperlink>
     </w:p>
-    <w:bookmarkStart w:id="70" w:name="version-history-and-licensing"/>
+    <w:bookmarkStart w:id="59" w:name="version-history-and-licensing"/>
     <w:p>
       <w:pPr>
         <w:pStyle w:val="Heading2"/>
@@ -8244,7 +8260,7 @@
       <w:pPr>
         <w:pStyle w:val="FirstParagraph"/>
       </w:pPr>
-      <w:hyperlink r:id="rId69">
+      <w:hyperlink r:id="rId58">
         <w:r>
           <w:rPr>
             <w:rStyle w:val="Hyperlink"/>
@@ -8253,8 +8269,8 @@
         </w:r>
       </w:hyperlink>
     </w:p>
-    <w:bookmarkEnd w:id="70"/>
-    <w:bookmarkEnd w:id="71"/>
+    <w:bookmarkEnd w:id="59"/>
+    <w:bookmarkEnd w:id="60"/>
     <w:sectPr>
       <w:pgSz w:h="15840" w:w="12240"/>
       <w:pgMar w:bottom="1440" w:footer="720" w:gutter="0" w:header="720" w:left="1440" w:right="1440" w:top="1440"/>
